--- a/public/legal/sotsiaal-pro-framework-ru-2026-10-03.docx
+++ b/public/legal/sotsiaal-pro-framework-ru-2026-10-03.docx
@@ -166,18 +166,18 @@
         <w:rPr>
           <w:sz w:val="22"/>
         </w:rPr>
-        <w:t xml:space="preserve">1.1. Настоящий рамочный договор устанавливает принципы использования платформы Sotsiaal.pro в профессиональной деятельности, а также обязанности организации и Küberloome OÜ при обработке персональных данных.</w:t>
-      </w:r>
-    </w:p>
-    <w:p>
-      <w:pPr>
-        <w:spacing w:after="140"/>
-      </w:pPr>
-      <w:r>
-        <w:rPr>
-          <w:sz w:val="22"/>
-        </w:rPr>
-        <w:t xml:space="preserve">1.2. Сторонами договора являются организация или местное самоуправление и Küberloome OÜ.</w:t>
+        <w:t xml:space="preserve">1.1. Настоящий рамочный договор устанавливает принципы использования платформы Sotsiaal.pro в профессиональной деятельности, а также обязанности организации и OÜ Küberloome при обработке персональных данных.</w:t>
+      </w:r>
+    </w:p>
+    <w:p>
+      <w:pPr>
+        <w:spacing w:after="140"/>
+      </w:pPr>
+      <w:r>
+        <w:rPr>
+          <w:sz w:val="22"/>
+        </w:rPr>
+        <w:t xml:space="preserve">1.2. Сторонами договора являются организация или местное самоуправление и OÜ Küberloome.</w:t>
       </w:r>
     </w:p>
     <w:p>
@@ -199,7 +199,7 @@
         <w:rPr>
           <w:sz w:val="22"/>
         </w:rPr>
-        <w:t xml:space="preserve">1.4. Настоящий договор одновременно является соглашением об обработке персональных данных в той мере, в какой Küberloome OÜ обрабатывает персональные данные от имени организации.</w:t>
+        <w:t xml:space="preserve">1.4. Настоящий договор одновременно является соглашением об обработке персональных данных в той мере, в какой OÜ Küberloome обрабатывает персональные данные от имени организации.</w:t>
       </w:r>
     </w:p>
     <w:p>
@@ -311,7 +311,7 @@
         <w:rPr>
           <w:sz w:val="22"/>
         </w:rPr>
-        <w:t xml:space="preserve">3.2. Küberloome OÜ является обработчиком в той мере, в какой оно обрабатывает рабочие данные организации от имени организации и на основании документированных указаний организации.</w:t>
+        <w:t xml:space="preserve">3.2. OÜ Küberloome является обработчиком в той мере, в какой оно обрабатывает рабочие данные организации от имени организации и на основании документированных указаний организации.</w:t>
       </w:r>
     </w:p>
     <w:p>
@@ -333,7 +333,7 @@
         <w:rPr>
           <w:sz w:val="22"/>
         </w:rPr>
-        <w:t xml:space="preserve">3.4. Küberloome OÜ может выступать самостоятельным контролёром в отношении данных, которые оно обрабатывает для управления собственной услугой, например для управления учётными записями пользователей, расчётов, обеспечения безопасности, исполнения договора или выполнения предусмотренных законом обязанностей. Такая обработка описана в условиях конфиденциальности Sotsiaal.pro.</w:t>
+        <w:t xml:space="preserve">3.4. OÜ Küberloome может выступать самостоятельным контролёром в отношении данных, которые оно обрабатывает для управления собственной услугой, например для управления учётными записями пользователей, расчётов, обеспечения безопасности, исполнения договора или выполнения предусмотренных законом обязанностей. Такая обработка описана в условиях конфиденциальности Sotsiaal.pro.</w:t>
       </w:r>
     </w:p>
     <w:p>
@@ -567,18 +567,18 @@
         <w:rPr>
           <w:sz w:val="22"/>
         </w:rPr>
-        <w:t xml:space="preserve">6.1. Настоящий пункт представляет собой соглашение об обработке персональных данных между организацией и Küberloome OÜ в той мере, в какой Küberloome OÜ обрабатывает персональные данные от имени организации.</w:t>
-      </w:r>
-    </w:p>
-    <w:p>
-      <w:pPr>
-        <w:spacing w:after="140"/>
-      </w:pPr>
-      <w:r>
-        <w:rPr>
-          <w:sz w:val="22"/>
-        </w:rPr>
-        <w:t xml:space="preserve">6.2. Küberloome OÜ обрабатывает рабочие данные организации только на основании документированных указаний организации и в объёме, необходимом для оказания услуги.</w:t>
+        <w:t xml:space="preserve">6.1. Настоящий пункт представляет собой соглашение об обработке персональных данных между организацией и OÜ Küberloome в той мере, в какой OÜ Küberloome обрабатывает персональные данные от имени организации.</w:t>
+      </w:r>
+    </w:p>
+    <w:p>
+      <w:pPr>
+        <w:spacing w:after="140"/>
+      </w:pPr>
+      <w:r>
+        <w:rPr>
+          <w:sz w:val="22"/>
+        </w:rPr>
+        <w:t xml:space="preserve">6.2. OÜ Küberloome обрабатывает рабочие данные организации только на основании документированных указаний организации и в объёме, необходимом для оказания услуги.</w:t>
       </w:r>
     </w:p>
     <w:p>
@@ -600,40 +600,40 @@
         <w:rPr>
           <w:sz w:val="22"/>
         </w:rPr>
-        <w:t xml:space="preserve">6.4. Küberloome OÜ обеспечивает, чтобы лица, соприкасающиеся с данными организации, были связаны обязательством конфиденциальности либо подпадали под предусмотренное законом обязательство конфиденциальности.</w:t>
-      </w:r>
-    </w:p>
-    <w:p>
-      <w:pPr>
-        <w:spacing w:after="140"/>
-      </w:pPr>
-      <w:r>
-        <w:rPr>
-          <w:sz w:val="22"/>
-        </w:rPr>
-        <w:t xml:space="preserve">6.5. Küberloome OÜ применяет для защиты данных организации соответствующие технические и организационные меры с учётом характера, объёма, контекста и целей обработки, а также риска для прав и свобод субъектов данных. Краткое изложение мер приведено в приложении 4.</w:t>
-      </w:r>
-    </w:p>
-    <w:p>
-      <w:pPr>
-        <w:spacing w:after="140"/>
-      </w:pPr>
-      <w:r>
-        <w:rPr>
-          <w:sz w:val="22"/>
-        </w:rPr>
-        <w:t xml:space="preserve">6.6. Если Küberloome OÜ считает, что указание организации может противоречить применимому праву о защите данных, оно информирует об этом организацию в разумный срок, за исключением случаев, когда такое информирование запрещено законом.</w:t>
-      </w:r>
-    </w:p>
-    <w:p>
-      <w:pPr>
-        <w:spacing w:after="140"/>
-      </w:pPr>
-      <w:r>
-        <w:rPr>
-          <w:sz w:val="22"/>
-        </w:rPr>
-        <w:t xml:space="preserve">6.7. Küberloome OÜ не использует рабочие данные организации в иных целях, кроме оказания услуги, исполнения договора или иной цели, допустимой на основании настоящего договора, условий конфиденциальности или договорённости сторон.</w:t>
+        <w:t xml:space="preserve">6.4. OÜ Küberloome обеспечивает, чтобы лица, соприкасающиеся с данными организации, были связаны обязательством конфиденциальности либо подпадали под предусмотренное законом обязательство конфиденциальности.</w:t>
+      </w:r>
+    </w:p>
+    <w:p>
+      <w:pPr>
+        <w:spacing w:after="140"/>
+      </w:pPr>
+      <w:r>
+        <w:rPr>
+          <w:sz w:val="22"/>
+        </w:rPr>
+        <w:t xml:space="preserve">6.5. OÜ Küberloome применяет для защиты данных организации соответствующие технические и организационные меры с учётом характера, объёма, контекста и целей обработки, а также риска для прав и свобод субъектов данных. Краткое изложение мер приведено в приложении 4.</w:t>
+      </w:r>
+    </w:p>
+    <w:p>
+      <w:pPr>
+        <w:spacing w:after="140"/>
+      </w:pPr>
+      <w:r>
+        <w:rPr>
+          <w:sz w:val="22"/>
+        </w:rPr>
+        <w:t xml:space="preserve">6.6. Если OÜ Küberloome считает, что указание организации может противоречить применимому праву о защите данных, оно информирует об этом организацию в разумный срок, за исключением случаев, когда такое информирование запрещено законом.</w:t>
+      </w:r>
+    </w:p>
+    <w:p>
+      <w:pPr>
+        <w:spacing w:after="140"/>
+      </w:pPr>
+      <w:r>
+        <w:rPr>
+          <w:sz w:val="22"/>
+        </w:rPr>
+        <w:t xml:space="preserve">6.7. OÜ Küberloome не использует рабочие данные организации в иных целях, кроме оказания услуги, исполнения договора или иной цели, допустимой на основании настоящего договора, условий конфиденциальности или договорённости сторон.</w:t>
       </w:r>
     </w:p>
     <w:p>
@@ -744,18 +744,18 @@
         <w:rPr>
           <w:sz w:val="22"/>
         </w:rPr>
-        <w:t xml:space="preserve">7.4. Küberloome OÜ обеспечивает, чтобы к поставщику сервиса искусственного интеллекта применялись соответствующие обязательства по конфиденциальности, безопасности и защите данных, а при необходимости — защитные меры при передаче данных.</w:t>
-      </w:r>
-    </w:p>
-    <w:p>
-      <w:pPr>
-        <w:spacing w:after="140"/>
-      </w:pPr>
-      <w:r>
-        <w:rPr>
-          <w:sz w:val="22"/>
-        </w:rPr>
-        <w:t xml:space="preserve">7.5. Если организации требуется более подробная информация о конкретном поставщике сервиса искусственного интеллекта, передаче данных или субобработчике, Küberloome OÜ предоставляет её в разумном объёме через приложение к договору, веб-сайт или письменный запрос.</w:t>
+        <w:t xml:space="preserve">7.4. OÜ Küberloome обеспечивает, чтобы к поставщику сервиса искусственного интеллекта применялись соответствующие обязательства по конфиденциальности, безопасности и защите данных, а при необходимости — защитные меры при передаче данных.</w:t>
+      </w:r>
+    </w:p>
+    <w:p>
+      <w:pPr>
+        <w:spacing w:after="140"/>
+      </w:pPr>
+      <w:r>
+        <w:rPr>
+          <w:sz w:val="22"/>
+        </w:rPr>
+        <w:t xml:space="preserve">7.5. Если организации требуется более подробная информация о конкретном поставщике сервиса искусственного интеллекта, передаче данных или субобработчике, OÜ Küberloome предоставляет её в разумном объёме через приложение к договору, веб-сайт или письменный запрос.</w:t>
       </w:r>
     </w:p>
     <w:p>
@@ -800,7 +800,7 @@
         <w:rPr>
           <w:sz w:val="22"/>
         </w:rPr>
-        <w:t xml:space="preserve">8.3. Для управления услугой, обеспечения безопасности, оказания технической поддержки, расследования ошибки или инцидента безопасности, предотвращения злоупотреблений или исполнения правовой обязанности Küberloome OÜ может обрабатывать ограниченные технические метаданные или выполнять обоснованные операции с данными только в необходимом объёме.</w:t>
+        <w:t xml:space="preserve">8.3. Для управления услугой, обеспечения безопасности, оказания технической поддержки, расследования ошибки или инцидента безопасности, предотвращения злоупотреблений или исполнения правовой обязанности OÜ Küberloome может обрабатывать ограниченные технические метаданные или выполнять обоснованные операции с данными только в необходимом объёме.</w:t>
       </w:r>
     </w:p>
     <w:p>
@@ -890,18 +890,18 @@
         <w:rPr>
           <w:sz w:val="22"/>
         </w:rPr>
-        <w:t xml:space="preserve">10.1. Küberloome OÜ может использовать для оказания услуги необходимых субобработчиков и поставщиков услуг, например поставщиков услуг хостинга, искусственного интеллекта, речевых сервисов, электронной почты, логирования, мониторинга, аутентификации, резервного копирования или технической инфраструктуры.</w:t>
-      </w:r>
-    </w:p>
-    <w:p>
-      <w:pPr>
-        <w:spacing w:after="140"/>
-      </w:pPr>
-      <w:r>
-        <w:rPr>
-          <w:sz w:val="22"/>
-        </w:rPr>
-        <w:t xml:space="preserve">10.2. Организация предоставляет Küberloome OÜ общее разрешение на использование субобработчиков, необходимых для оказания услуги.</w:t>
+        <w:t xml:space="preserve">10.1. OÜ Küberloome может использовать для оказания услуги необходимых субобработчиков и поставщиков услуг, например поставщиков услуг хостинга, искусственного интеллекта, речевых сервисов, электронной почты, логирования, мониторинга, аутентификации, резервного копирования или технической инфраструктуры.</w:t>
+      </w:r>
+    </w:p>
+    <w:p>
+      <w:pPr>
+        <w:spacing w:after="140"/>
+      </w:pPr>
+      <w:r>
+        <w:rPr>
+          <w:sz w:val="22"/>
+        </w:rPr>
+        <w:t xml:space="preserve">10.2. Организация предоставляет OÜ Küberloome общее разрешение на использование субобработчиков, необходимых для оказания услуги.</w:t>
       </w:r>
     </w:p>
     <w:p>
@@ -923,18 +923,18 @@
         <w:rPr>
           <w:sz w:val="22"/>
         </w:rPr>
-        <w:t xml:space="preserve">10.4. Küberloome OÜ обеспечивает, чтобы на субобработчиков в соответствующем объёме возлагались равнозначные обязательства по защите данных, которые применяются к Küberloome OÜ на основании настоящего договора.</w:t>
-      </w:r>
-    </w:p>
-    <w:p>
-      <w:pPr>
-        <w:spacing w:after="140"/>
-      </w:pPr>
-      <w:r>
-        <w:rPr>
-          <w:sz w:val="22"/>
-        </w:rPr>
-        <w:t xml:space="preserve">10.5. Если Küberloome OÜ добавляет нового значимого субобработчика или заменяет существующего значимого субобработчика, оно информирует об этом организацию в разумный срок. Организация имеет право представить обоснованное возражение.</w:t>
+        <w:t xml:space="preserve">10.4. OÜ Küberloome обеспечивает, чтобы на субобработчиков в соответствующем объёме возлагались равнозначные обязательства по защите данных, которые применяются к OÜ Küberloome на основании настоящего договора.</w:t>
+      </w:r>
+    </w:p>
+    <w:p>
+      <w:pPr>
+        <w:spacing w:after="140"/>
+      </w:pPr>
+      <w:r>
+        <w:rPr>
+          <w:sz w:val="22"/>
+        </w:rPr>
+        <w:t xml:space="preserve">10.5. Если OÜ Küberloome добавляет нового значимого субобработчика или заменяет существующего значимого субобработчика, оно информирует об этом организацию в разумный срок. Организация имеет право представить обоснованное возражение.</w:t>
       </w:r>
     </w:p>
     <w:p>
@@ -956,7 +956,7 @@
         <w:rPr>
           <w:sz w:val="22"/>
         </w:rPr>
-        <w:t xml:space="preserve">10.7. Если для оказания услуги необходимо передавать персональные данные за пределы Европейского союза или Европейской экономической зоны, Küberloome OÜ делает это только на основании применимого права и использует соответствующие защитные меры.</w:t>
+        <w:t xml:space="preserve">10.7. Если для оказания услуги необходимо передавать персональные данные за пределы Европейского союза или Европейской экономической зоны, OÜ Küberloome делает это только на основании применимого права и использует соответствующие защитные меры.</w:t>
       </w:r>
     </w:p>
     <w:p>
@@ -1001,7 +1001,7 @@
         <w:rPr>
           <w:sz w:val="22"/>
         </w:rPr>
-        <w:t xml:space="preserve">11.2. Küberloome OÜ в разумном объёме помогает организации в рассмотрении запросов субъектов данных, оценке нарушений, составлении оценки воздействия и выполнении иных обязанностей в области защиты данных в той мере, в какой это связано с услугой Sotsiaal.pro.</w:t>
+        <w:t xml:space="preserve">11.2. OÜ Küberloome в разумном объёме помогает организации в рассмотрении запросов субъектов данных, оценке нарушений, составлении оценки воздействия и выполнении иных обязанностей в области защиты данных в той мере, в какой это связано с услугой Sotsiaal.pro.</w:t>
       </w:r>
     </w:p>
     <w:p>
@@ -1023,29 +1023,29 @@
         <w:rPr>
           <w:sz w:val="22"/>
         </w:rPr>
-        <w:t xml:space="preserve">11.4. Если Küberloome OÜ узнаёт о нарушении, связанном с персональными данными и затрагивающем данные организации, оно уведомляет организацию без необоснованной задержки и по возможности в течение 24 часов после того, как узнало о нарушении.</w:t>
-      </w:r>
-    </w:p>
-    <w:p>
-      <w:pPr>
-        <w:spacing w:after="140"/>
-      </w:pPr>
-      <w:r>
-        <w:rPr>
-          <w:sz w:val="22"/>
-        </w:rPr>
-        <w:t xml:space="preserve">11.5. Уведомление содержит первоначально известную информацию о характере нарушения, затронутых данных, возможном воздействии, принятых или планируемых мерах, а также о контактном пункте. Если вся информация изначально недоступна, Küberloome OÜ может предоставлять информацию по частям.</w:t>
-      </w:r>
-    </w:p>
-    <w:p>
-      <w:pPr>
-        <w:spacing w:after="140"/>
-      </w:pPr>
-      <w:r>
-        <w:rPr>
-          <w:sz w:val="22"/>
-        </w:rPr>
-        <w:t xml:space="preserve">11.6. Küberloome OÜ в разумном объёме предоставляет организации информацию, необходимую для подтверждения выполнения настоящего соглашения об обработке данных.</w:t>
+        <w:t xml:space="preserve">11.4. Если OÜ Küberloome узнаёт о нарушении, связанном с персональными данными и затрагивающем данные организации, оно уведомляет организацию без необоснованной задержки и по возможности в течение 24 часов после того, как узнало о нарушении.</w:t>
+      </w:r>
+    </w:p>
+    <w:p>
+      <w:pPr>
+        <w:spacing w:after="140"/>
+      </w:pPr>
+      <w:r>
+        <w:rPr>
+          <w:sz w:val="22"/>
+        </w:rPr>
+        <w:t xml:space="preserve">11.5. Уведомление содержит первоначально известную информацию о характере нарушения, затронутых данных, возможном воздействии, принятых или планируемых мерах, а также о контактном пункте. Если вся информация изначально недоступна, OÜ Küberloome может предоставлять информацию по частям.</w:t>
+      </w:r>
+    </w:p>
+    <w:p>
+      <w:pPr>
+        <w:spacing w:after="140"/>
+      </w:pPr>
+      <w:r>
+        <w:rPr>
+          <w:sz w:val="22"/>
+        </w:rPr>
+        <w:t xml:space="preserve">11.6. OÜ Küberloome в разумном объёме предоставляет организации информацию, необходимую для подтверждения выполнения настоящего соглашения об обработке данных.</w:t>
       </w:r>
     </w:p>
     <w:p>
@@ -1179,7 +1179,7 @@
         <w:rPr>
           <w:sz w:val="22"/>
         </w:rPr>
-        <w:t xml:space="preserve">13.1. По окончании использования услуги Küberloome OÜ удаляет или возвращает рабочие данные организации в соответствии с указаниями организации в объёме, который технически возможен и соответствует применимым обязательствам по хранению.</w:t>
+        <w:t xml:space="preserve">13.1. По окончании использования услуги OÜ Küberloome удаляет или возвращает рабочие данные организации в соответствии с указаниями организации в объёме, который технически возможен и соответствует применимым обязательствам по хранению.</w:t>
       </w:r>
     </w:p>
     <w:p>
@@ -1235,7 +1235,7 @@
         <w:rPr>
           <w:sz w:val="22"/>
         </w:rPr>
-        <w:t xml:space="preserve">14.3. Küberloome OÜ отвечает за оказание услуги, соблюдение документированных указаний организации, применение согласованных мер безопасности и выполнение описанных в настоящем договоре обязанностей обработчика.</w:t>
+        <w:t xml:space="preserve">14.3. OÜ Küberloome отвечает за оказание услуги, соблюдение документированных указаний организации, применение согласованных мер безопасности и выполнение описанных в настоящем договоре обязанностей обработчика.</w:t>
       </w:r>
     </w:p>
     <w:p>
@@ -1281,7 +1281,7 @@
         <w:rPr>
           <w:sz w:val="22"/>
         </w:rPr>
-        <w:t xml:space="preserve">16.1. Настоящий договор вступает в силу, когда организация и Küberloome OÜ подписали его или иным способом, позволяющим письменное воспроизведение, подтвердили его применение.</w:t>
+        <w:t xml:space="preserve">16.1. Настоящий договор вступает в силу, когда организация и OÜ Küberloome подписали его или иным способом, позволяющим письменное воспроизведение, подтвердили его применение.</w:t>
       </w:r>
     </w:p>
     <w:p>
@@ -1391,7 +1391,7 @@
         <w:rPr>
           <w:sz w:val="22"/>
         </w:rPr>
-        <w:t xml:space="preserve">Küberloome OÜ</w:t>
+        <w:t xml:space="preserve">OÜ Küberloome</w:t>
       </w:r>
     </w:p>
     <w:p>
@@ -1601,7 +1601,7 @@
         <w:rPr>
           <w:sz w:val="22"/>
         </w:rPr>
-        <w:t xml:space="preserve">Küberloome OÜ.</w:t>
+        <w:t xml:space="preserve">OÜ Küberloome.</w:t>
       </w:r>
     </w:p>
     <w:p>
